--- a/!Готовые работы/12.docx
+++ b/!Готовые работы/12.docx
@@ -1,65 +1,1280 @@
 
 <file path=word/document.xml><?xml version="1.0" encoding="utf-8"?>
-<w:document xmlns:wpc="http://schemas.microsoft.com/office/word/2010/wordprocessingCanvas" xmlns:cx="http://schemas.microsoft.com/office/drawing/2014/chartex" xmlns:cx1="http://schemas.microsoft.com/office/drawing/2015/9/8/chartex" xmlns:cx2="http://schemas.microsoft.com/office/drawing/2015/10/21/chartex" xmlns:cx3="http://schemas.microsoft.com/office/drawing/2016/5/9/chartex" xmlns:cx4="http://schemas.microsoft.com/office/drawing/2016/5/10/chartex" xmlns:cx5="http://schemas.microsoft.com/office/drawing/2016/5/11/chartex" xmlns:cx6="http://schemas.microsoft.com/office/drawing/2016/5/12/chartex" xmlns:cx7="http://schemas.microsoft.com/office/drawing/2016/5/13/chartex" xmlns:cx8="http://schemas.microsoft.com/office/drawing/2016/5/14/chartex" xmlns:mc="http://schemas.openxmlformats.org/markup-compatibility/2006" xmlns:aink="http://schemas.microsoft.com/office/drawing/2016/ink" xmlns:am3d="http://schemas.microsoft.com/office/drawing/2017/model3d" xmlns:o="urn:schemas-microsoft-com:office:office" xmlns:oel="http://schemas.microsoft.com/office/2019/extlst" xmlns:r="http://schemas.openxmlformats.org/officeDocument/2006/relationships" xmlns:m="http://schemas.openxmlformats.org/officeDocument/2006/math" xmlns:v="urn:schemas-microsoft-com:vml" xmlns:wp14="http://schemas.microsoft.com/office/word/2010/wordprocessingDrawing" xmlns:wp="http://schemas.openxmlformats.org/drawingml/2006/wordprocessingDrawing" xmlns:w10="urn:schemas-microsoft-com:office:word" xmlns:w="http://schemas.openxmlformats.org/wordprocessingml/2006/main" xmlns:w14="http://schemas.microsoft.com/office/word/2010/wordml" xmlns:w15="http://schemas.microsoft.com/office/word/2012/wordml" xmlns:w16cex="http://schemas.microsoft.com/office/word/2018/wordml/cex" xmlns:w16cid="http://schemas.microsoft.com/office/word/2016/wordml/cid" xmlns:w16="http://schemas.microsoft.com/office/word/2018/wordml" xmlns:w16du="http://schemas.microsoft.com/office/word/2023/wordml/word16du" xmlns:w16sdtdh="http://schemas.microsoft.com/office/word/2020/wordml/sdtdatahash" xmlns:w16sdtfl="http://schemas.microsoft.com/office/word/2024/wordml/sdtformatlock" xmlns:w16se="http://schemas.microsoft.com/office/word/2015/wordml/symex" xmlns:wpg="http://schemas.microsoft.com/office/word/2010/wordprocessingGroup" xmlns:wpi="http://schemas.microsoft.com/office/word/2010/wordprocessingInk" xmlns:wne="http://schemas.microsoft.com/office/word/2006/wordml" xmlns:wps="http://schemas.microsoft.com/office/word/2010/wordprocessingShape" mc:Ignorable="w14 w15 w16se w16cid w16 w16cex w16sdtdh w16sdtfl w16du wp14">
+<w:document xmlns:wpc="http://schemas.microsoft.com/office/word/2010/wordprocessingCanvas" xmlns:cx="http://schemas.microsoft.com/office/drawing/2014/chartex" xmlns:cx1="http://schemas.microsoft.com/office/drawing/2015/9/8/chartex" xmlns:cx2="http://schemas.microsoft.com/office/drawing/2015/10/21/chartex" xmlns:cx3="http://schemas.microsoft.com/office/drawing/2016/5/9/chartex" xmlns:cx4="http://schemas.microsoft.com/office/drawing/2016/5/10/chartex" xmlns:cx5="http://schemas.microsoft.com/office/drawing/2016/5/11/chartex" xmlns:cx6="http://schemas.microsoft.com/office/drawing/2016/5/12/chartex" xmlns:cx7="http://schemas.microsoft.com/office/drawing/2016/5/13/chartex" xmlns:cx8="http://schemas.microsoft.com/office/drawing/2016/5/14/chartex" xmlns:mc="http://schemas.openxmlformats.org/markup-compatibility/2006" xmlns:aink="http://schemas.microsoft.com/office/drawing/2016/ink" xmlns:am3d="http://schemas.microsoft.com/office/drawing/2017/model3d" xmlns:o="urn:schemas-microsoft-com:office:office" xmlns:oel="http://schemas.microsoft.com/office/2019/extlst" xmlns:r="http://schemas.openxmlformats.org/officeDocument/2006/relationships" xmlns:m="http://schemas.openxmlformats.org/officeDocument/2006/math" xmlns:v="urn:schemas-microsoft-com:vml" xmlns:wp14="http://schemas.microsoft.com/office/word/2010/wordprocessingDrawing" xmlns:wp="http://schemas.openxmlformats.org/drawingml/2006/wordprocessingDrawing" xmlns:w10="urn:schemas-microsoft-com:office:word" xmlns:w="http://schemas.openxmlformats.org/wordprocessingml/2006/main" xmlns:w14="http://schemas.microsoft.com/office/word/2010/wordml" xmlns:w15="http://schemas.microsoft.com/office/word/2012/wordml" xmlns:w16cex="http://schemas.microsoft.com/office/word/2018/wordml/cex" xmlns:w16cid="http://schemas.microsoft.com/office/word/2016/wordml/cid" xmlns:w16="http://schemas.microsoft.com/office/word/2018/wordml" xmlns:w16sdtdh="http://schemas.microsoft.com/office/word/2020/wordml/sdtdatahash" xmlns:w16se="http://schemas.microsoft.com/office/word/2015/wordml/symex" xmlns:wpg="http://schemas.microsoft.com/office/word/2010/wordprocessingGroup" xmlns:wpi="http://schemas.microsoft.com/office/word/2010/wordprocessingInk" xmlns:wne="http://schemas.microsoft.com/office/word/2006/wordml" xmlns:wps="http://schemas.microsoft.com/office/word/2010/wordprocessingShape" mc:Ignorable="w14 w15 w16se w16cid w16 w16cex w16sdtdh wp14">
   <w:body>
     <w:p>
       <w:pPr>
-        <w:ind w:firstLine="0"/>
-        <w:jc w:val="center"/>
+        <w:pStyle w:val="1"/>
+        <w:ind w:left="851"/>
         <w:rPr>
-          <w:b/>
-          <w:bCs/>
-          <w:lang w:val="en-US"/>
+          <w:sz w:val="28"/>
+          <w:szCs w:val="16"/>
         </w:rPr>
       </w:pPr>
+      <w:r>
+        <w:rPr>
+          <w:sz w:val="28"/>
+          <w:szCs w:val="16"/>
+        </w:rPr>
+        <w:t xml:space="preserve">Практическая работа. </w:t>
+      </w:r>
+      <w:r>
+        <w:rPr>
+          <w:sz w:val="28"/>
+          <w:szCs w:val="16"/>
+        </w:rPr>
+        <w:t xml:space="preserve">Раздел </w:t>
+      </w:r>
+      <w:r>
+        <w:rPr>
+          <w:sz w:val="28"/>
+          <w:szCs w:val="16"/>
+        </w:rPr>
+        <w:t>1</w:t>
+      </w:r>
+      <w:r>
+        <w:rPr>
+          <w:sz w:val="28"/>
+          <w:szCs w:val="16"/>
+        </w:rPr>
+        <w:t>2</w:t>
+      </w:r>
+    </w:p>
+    <w:p>
       <w:r>
         <w:rPr>
           <w:b/>
-          <w:bCs/>
         </w:rPr>
-        <w:t xml:space="preserve">ЛАБОРАТОРНАЯ РАБОТА № </w:t>
+        <w:t>Тема</w:t>
       </w:r>
       <w:r>
         <w:rPr>
           <w:b/>
-          <w:bCs/>
-          <w:lang w:val="en-US"/>
         </w:rPr>
-        <w:t>1</w:t>
-      </w:r>
-    </w:p>
-    <w:p>
-      <w:pPr>
-        <w:rPr>
-          <w:lang w:val="en-US"/>
-        </w:rPr>
-      </w:pPr>
-      <w:r>
-        <w:rPr>
-          <w:b/>
-          <w:bCs/>
-        </w:rPr>
-        <w:t>Тема:</w:t>
+        <w:t>:</w:t>
       </w:r>
       <w:r>
         <w:t xml:space="preserve"> </w:t>
       </w:r>
+      <w:r>
+        <w:t>Оценка качества и надёжности системы. Дифференцированный зачёт</w:t>
+      </w:r>
+      <w:r>
+        <w:t>.</w:t>
+      </w:r>
     </w:p>
     <w:p>
-      <w:pPr>
-        <w:rPr>
-          <w:lang w:val="en-US"/>
-        </w:rPr>
-      </w:pPr>
       <w:r>
         <w:rPr>
           <w:b/>
-          <w:bCs/>
         </w:rPr>
-        <w:t>Цель работы:</w:t>
+        <w:t>Цели</w:t>
+      </w:r>
+      <w:r>
+        <w:rPr>
+          <w:b/>
+        </w:rPr>
+        <w:t>:</w:t>
       </w:r>
       <w:r>
         <w:t xml:space="preserve"> </w:t>
+      </w:r>
+      <w:r>
+        <w:t>Провести проверку функционирования ИС, заполнить протоколы оценки, подготовить и защитить итоговый отчёт.</w:t>
+      </w:r>
+    </w:p>
+    <w:p>
+      <w:r>
+        <w:rPr>
+          <w:b/>
+        </w:rPr>
+        <w:t>Вариант 22</w:t>
+      </w:r>
+      <w:r>
+        <w:rPr>
+          <w:b/>
+        </w:rPr>
+        <w:t>:</w:t>
+      </w:r>
+      <w:r>
+        <w:t xml:space="preserve"> Автоцентр «Плюс»</w:t>
+      </w:r>
+    </w:p>
+    <w:p>
+      <w:pPr>
+        <w:pStyle w:val="21"/>
+        <w:ind w:left="851"/>
+      </w:pPr>
+      <w:r>
+        <w:t>12.1. Итоги выполненных работ</w:t>
+      </w:r>
+    </w:p>
+    <w:tbl>
+      <w:tblPr>
+        <w:tblStyle w:val="ad"/>
+        <w:tblW w:w="10116" w:type="dxa"/>
+        <w:tblLook w:val="04A0" w:firstRow="1" w:lastRow="0" w:firstColumn="1" w:lastColumn="0" w:noHBand="0" w:noVBand="1"/>
+      </w:tblPr>
+      <w:tblGrid>
+        <w:gridCol w:w="5058"/>
+        <w:gridCol w:w="5058"/>
+      </w:tblGrid>
+      <w:tr>
+        <w:trPr>
+          <w:trHeight w:val="243"/>
+        </w:trPr>
+        <w:tc>
+          <w:tcPr>
+            <w:tcW w:w="5058" w:type="dxa"/>
+          </w:tcPr>
+          <w:p>
+            <w:pPr>
+              <w:spacing w:after="20"/>
+              <w:rPr>
+                <w:sz w:val="20"/>
+                <w:szCs w:val="24"/>
+              </w:rPr>
+            </w:pPr>
+            <w:r>
+              <w:rPr>
+                <w:b/>
+                <w:sz w:val="20"/>
+                <w:szCs w:val="24"/>
+              </w:rPr>
+              <w:t>Раздел</w:t>
+            </w:r>
+          </w:p>
+        </w:tc>
+        <w:tc>
+          <w:tcPr>
+            <w:tcW w:w="5058" w:type="dxa"/>
+          </w:tcPr>
+          <w:p>
+            <w:pPr>
+              <w:spacing w:after="20"/>
+              <w:rPr>
+                <w:sz w:val="20"/>
+                <w:szCs w:val="24"/>
+              </w:rPr>
+            </w:pPr>
+            <w:r>
+              <w:rPr>
+                <w:b/>
+                <w:sz w:val="20"/>
+                <w:szCs w:val="24"/>
+              </w:rPr>
+              <w:t>Результат</w:t>
+            </w:r>
+          </w:p>
+        </w:tc>
+      </w:tr>
+      <w:tr>
+        <w:trPr>
+          <w:trHeight w:val="259"/>
+        </w:trPr>
+        <w:tc>
+          <w:tcPr>
+            <w:tcW w:w="5058" w:type="dxa"/>
+          </w:tcPr>
+          <w:p>
+            <w:pPr>
+              <w:spacing w:after="20"/>
+              <w:rPr>
+                <w:sz w:val="20"/>
+                <w:szCs w:val="24"/>
+              </w:rPr>
+            </w:pPr>
+            <w:r>
+              <w:rPr>
+                <w:sz w:val="20"/>
+                <w:szCs w:val="24"/>
+              </w:rPr>
+              <w:t>1</w:t>
+            </w:r>
+          </w:p>
+        </w:tc>
+        <w:tc>
+          <w:tcPr>
+            <w:tcW w:w="5058" w:type="dxa"/>
+          </w:tcPr>
+          <w:p>
+            <w:pPr>
+              <w:spacing w:after="20"/>
+              <w:ind w:firstLine="0"/>
+              <w:rPr>
+                <w:sz w:val="20"/>
+                <w:szCs w:val="24"/>
+              </w:rPr>
+            </w:pPr>
+            <w:r>
+              <w:rPr>
+                <w:sz w:val="20"/>
+                <w:szCs w:val="24"/>
+              </w:rPr>
+              <w:t>Анализ предметной области автоцентра выполнен</w:t>
+            </w:r>
+          </w:p>
+        </w:tc>
+      </w:tr>
+      <w:tr>
+        <w:trPr>
+          <w:trHeight w:val="243"/>
+        </w:trPr>
+        <w:tc>
+          <w:tcPr>
+            <w:tcW w:w="5058" w:type="dxa"/>
+          </w:tcPr>
+          <w:p>
+            <w:pPr>
+              <w:spacing w:after="20"/>
+              <w:rPr>
+                <w:sz w:val="20"/>
+                <w:szCs w:val="24"/>
+              </w:rPr>
+            </w:pPr>
+            <w:r>
+              <w:rPr>
+                <w:sz w:val="20"/>
+                <w:szCs w:val="24"/>
+              </w:rPr>
+              <w:t>2</w:t>
+            </w:r>
+          </w:p>
+        </w:tc>
+        <w:tc>
+          <w:tcPr>
+            <w:tcW w:w="5058" w:type="dxa"/>
+          </w:tcPr>
+          <w:p>
+            <w:pPr>
+              <w:spacing w:after="20"/>
+              <w:ind w:firstLine="0"/>
+              <w:rPr>
+                <w:sz w:val="20"/>
+                <w:szCs w:val="24"/>
+              </w:rPr>
+            </w:pPr>
+            <w:r>
+              <w:rPr>
+                <w:sz w:val="20"/>
+                <w:szCs w:val="24"/>
+              </w:rPr>
+              <w:t>ТЗ на ИС разработано</w:t>
+            </w:r>
+          </w:p>
+        </w:tc>
+      </w:tr>
+      <w:tr>
+        <w:trPr>
+          <w:trHeight w:val="243"/>
+        </w:trPr>
+        <w:tc>
+          <w:tcPr>
+            <w:tcW w:w="5058" w:type="dxa"/>
+          </w:tcPr>
+          <w:p>
+            <w:pPr>
+              <w:spacing w:after="20"/>
+              <w:rPr>
+                <w:sz w:val="20"/>
+                <w:szCs w:val="24"/>
+              </w:rPr>
+            </w:pPr>
+            <w:r>
+              <w:rPr>
+                <w:sz w:val="20"/>
+                <w:szCs w:val="24"/>
+              </w:rPr>
+              <w:t>3</w:t>
+            </w:r>
+          </w:p>
+        </w:tc>
+        <w:tc>
+          <w:tcPr>
+            <w:tcW w:w="5058" w:type="dxa"/>
+          </w:tcPr>
+          <w:p>
+            <w:pPr>
+              <w:spacing w:after="20"/>
+              <w:ind w:firstLine="0"/>
+              <w:rPr>
+                <w:sz w:val="20"/>
+                <w:szCs w:val="24"/>
+              </w:rPr>
+            </w:pPr>
+            <w:r>
+              <w:rPr>
+                <w:sz w:val="20"/>
+                <w:szCs w:val="24"/>
+              </w:rPr>
+              <w:t>ER-диаграмма из 10 таблиц в 3НФ спроектирована</w:t>
+            </w:r>
+          </w:p>
+        </w:tc>
+      </w:tr>
+      <w:tr>
+        <w:trPr>
+          <w:trHeight w:val="716"/>
+        </w:trPr>
+        <w:tc>
+          <w:tcPr>
+            <w:tcW w:w="5058" w:type="dxa"/>
+          </w:tcPr>
+          <w:p>
+            <w:pPr>
+              <w:spacing w:after="20"/>
+              <w:rPr>
+                <w:sz w:val="20"/>
+                <w:szCs w:val="24"/>
+              </w:rPr>
+            </w:pPr>
+            <w:r>
+              <w:rPr>
+                <w:sz w:val="20"/>
+                <w:szCs w:val="24"/>
+              </w:rPr>
+              <w:t>4</w:t>
+            </w:r>
+          </w:p>
+        </w:tc>
+        <w:tc>
+          <w:tcPr>
+            <w:tcW w:w="5058" w:type="dxa"/>
+          </w:tcPr>
+          <w:p>
+            <w:pPr>
+              <w:spacing w:after="20"/>
+              <w:ind w:firstLine="0"/>
+              <w:rPr>
+                <w:sz w:val="20"/>
+                <w:szCs w:val="24"/>
+              </w:rPr>
+            </w:pPr>
+            <w:r>
+              <w:rPr>
+                <w:sz w:val="20"/>
+                <w:szCs w:val="24"/>
+              </w:rPr>
+              <w:t>БД AutoCenterPlusDB создана в MS SQL Server: таблицы, ограничения, индексы, данные варианта, импорт из JSON</w:t>
+            </w:r>
+          </w:p>
+        </w:tc>
+      </w:tr>
+      <w:tr>
+        <w:trPr>
+          <w:trHeight w:val="487"/>
+        </w:trPr>
+        <w:tc>
+          <w:tcPr>
+            <w:tcW w:w="5058" w:type="dxa"/>
+          </w:tcPr>
+          <w:p>
+            <w:pPr>
+              <w:spacing w:after="20"/>
+              <w:rPr>
+                <w:sz w:val="20"/>
+                <w:szCs w:val="24"/>
+              </w:rPr>
+            </w:pPr>
+            <w:r>
+              <w:rPr>
+                <w:sz w:val="20"/>
+                <w:szCs w:val="24"/>
+              </w:rPr>
+              <w:t>5</w:t>
+            </w:r>
+          </w:p>
+        </w:tc>
+        <w:tc>
+          <w:tcPr>
+            <w:tcW w:w="5058" w:type="dxa"/>
+          </w:tcPr>
+          <w:p>
+            <w:pPr>
+              <w:spacing w:after="20"/>
+              <w:ind w:firstLine="0"/>
+              <w:rPr>
+                <w:sz w:val="20"/>
+                <w:szCs w:val="24"/>
+              </w:rPr>
+            </w:pPr>
+            <w:r>
+              <w:rPr>
+                <w:sz w:val="20"/>
+                <w:szCs w:val="24"/>
+              </w:rPr>
+              <w:t>8 ошибок эталонного модуля выявлены и исправлены (протокол)</w:t>
+            </w:r>
+          </w:p>
+        </w:tc>
+      </w:tr>
+      <w:tr>
+        <w:trPr>
+          <w:trHeight w:val="716"/>
+        </w:trPr>
+        <w:tc>
+          <w:tcPr>
+            <w:tcW w:w="5058" w:type="dxa"/>
+          </w:tcPr>
+          <w:p>
+            <w:pPr>
+              <w:spacing w:after="20"/>
+              <w:rPr>
+                <w:sz w:val="20"/>
+                <w:szCs w:val="24"/>
+              </w:rPr>
+            </w:pPr>
+            <w:r>
+              <w:rPr>
+                <w:sz w:val="20"/>
+                <w:szCs w:val="24"/>
+              </w:rPr>
+              <w:t>6</w:t>
+            </w:r>
+          </w:p>
+        </w:tc>
+        <w:tc>
+          <w:tcPr>
+            <w:tcW w:w="5058" w:type="dxa"/>
+          </w:tcPr>
+          <w:p>
+            <w:pPr>
+              <w:spacing w:after="20"/>
+              <w:ind w:firstLine="0"/>
+              <w:rPr>
+                <w:sz w:val="20"/>
+                <w:szCs w:val="24"/>
+              </w:rPr>
+            </w:pPr>
+            <w:r>
+              <w:rPr>
+                <w:sz w:val="20"/>
+                <w:szCs w:val="24"/>
+              </w:rPr>
+              <w:t>Регламенты обновления, файловых групп, резервного копирования (FULL/DIFF/LOG, PITR) разработаны и апробированы</w:t>
+            </w:r>
+          </w:p>
+        </w:tc>
+      </w:tr>
+      <w:tr>
+        <w:trPr>
+          <w:trHeight w:val="716"/>
+        </w:trPr>
+        <w:tc>
+          <w:tcPr>
+            <w:tcW w:w="5058" w:type="dxa"/>
+          </w:tcPr>
+          <w:p>
+            <w:pPr>
+              <w:spacing w:after="20"/>
+              <w:rPr>
+                <w:sz w:val="20"/>
+                <w:szCs w:val="24"/>
+              </w:rPr>
+            </w:pPr>
+            <w:r>
+              <w:rPr>
+                <w:sz w:val="20"/>
+                <w:szCs w:val="24"/>
+              </w:rPr>
+              <w:t>7</w:t>
+            </w:r>
+          </w:p>
+        </w:tc>
+        <w:tc>
+          <w:tcPr>
+            <w:tcW w:w="5058" w:type="dxa"/>
+          </w:tcPr>
+          <w:p>
+            <w:pPr>
+              <w:spacing w:after="20"/>
+              <w:ind w:firstLine="0"/>
+              <w:rPr>
+                <w:sz w:val="20"/>
+                <w:szCs w:val="24"/>
+              </w:rPr>
+            </w:pPr>
+            <w:r>
+              <w:rPr>
+                <w:sz w:val="20"/>
+                <w:szCs w:val="24"/>
+              </w:rPr>
+              <w:t>Технические проблемы расчёта стоимости устранены: VIEW + OUTER APPLY, хранимые процедуры, анализ планов выполнения</w:t>
+            </w:r>
+          </w:p>
+        </w:tc>
+      </w:tr>
+      <w:tr>
+        <w:trPr>
+          <w:trHeight w:val="716"/>
+        </w:trPr>
+        <w:tc>
+          <w:tcPr>
+            <w:tcW w:w="5058" w:type="dxa"/>
+          </w:tcPr>
+          <w:p>
+            <w:pPr>
+              <w:spacing w:after="20"/>
+              <w:rPr>
+                <w:sz w:val="20"/>
+                <w:szCs w:val="24"/>
+              </w:rPr>
+            </w:pPr>
+            <w:r>
+              <w:rPr>
+                <w:sz w:val="20"/>
+                <w:szCs w:val="24"/>
+              </w:rPr>
+              <w:t>8</w:t>
+            </w:r>
+          </w:p>
+        </w:tc>
+        <w:tc>
+          <w:tcPr>
+            <w:tcW w:w="5058" w:type="dxa"/>
+          </w:tcPr>
+          <w:p>
+            <w:pPr>
+              <w:spacing w:after="20"/>
+              <w:ind w:firstLine="0"/>
+              <w:rPr>
+                <w:sz w:val="20"/>
+                <w:szCs w:val="24"/>
+              </w:rPr>
+            </w:pPr>
+            <w:r>
+              <w:rPr>
+                <w:sz w:val="20"/>
+                <w:szCs w:val="24"/>
+              </w:rPr>
+              <w:t>Модули C# (WinForms-клиент + REST API), настройка параметров, RBAC, логирование реализованы</w:t>
+            </w:r>
+          </w:p>
+        </w:tc>
+      </w:tr>
+      <w:tr>
+        <w:trPr>
+          <w:trHeight w:val="243"/>
+        </w:trPr>
+        <w:tc>
+          <w:tcPr>
+            <w:tcW w:w="5058" w:type="dxa"/>
+          </w:tcPr>
+          <w:p>
+            <w:pPr>
+              <w:spacing w:after="20"/>
+              <w:rPr>
+                <w:sz w:val="20"/>
+                <w:szCs w:val="24"/>
+              </w:rPr>
+            </w:pPr>
+            <w:r>
+              <w:rPr>
+                <w:sz w:val="20"/>
+                <w:szCs w:val="24"/>
+              </w:rPr>
+              <w:t>9</w:t>
+            </w:r>
+          </w:p>
+        </w:tc>
+        <w:tc>
+          <w:tcPr>
+            <w:tcW w:w="5058" w:type="dxa"/>
+          </w:tcPr>
+          <w:p>
+            <w:pPr>
+              <w:spacing w:after="20"/>
+              <w:ind w:firstLine="0"/>
+              <w:rPr>
+                <w:sz w:val="20"/>
+                <w:szCs w:val="24"/>
+              </w:rPr>
+            </w:pPr>
+            <w:r>
+              <w:rPr>
+                <w:sz w:val="20"/>
+                <w:szCs w:val="24"/>
+              </w:rPr>
+              <w:t>Внутреннее тестирование: 13 тестов, все пройдены</w:t>
+            </w:r>
+          </w:p>
+        </w:tc>
+      </w:tr>
+      <w:tr>
+        <w:trPr>
+          <w:trHeight w:val="487"/>
+        </w:trPr>
+        <w:tc>
+          <w:tcPr>
+            <w:tcW w:w="5058" w:type="dxa"/>
+          </w:tcPr>
+          <w:p>
+            <w:pPr>
+              <w:spacing w:after="20"/>
+              <w:rPr>
+                <w:sz w:val="20"/>
+                <w:szCs w:val="24"/>
+              </w:rPr>
+            </w:pPr>
+            <w:r>
+              <w:rPr>
+                <w:sz w:val="20"/>
+                <w:szCs w:val="24"/>
+              </w:rPr>
+              <w:t>10</w:t>
+            </w:r>
+          </w:p>
+        </w:tc>
+        <w:tc>
+          <w:tcPr>
+            <w:tcW w:w="5058" w:type="dxa"/>
+          </w:tcPr>
+          <w:p>
+            <w:pPr>
+              <w:spacing w:after="20"/>
+              <w:ind w:firstLine="0"/>
+              <w:rPr>
+                <w:sz w:val="20"/>
+                <w:szCs w:val="24"/>
+              </w:rPr>
+            </w:pPr>
+            <w:r>
+              <w:rPr>
+                <w:sz w:val="20"/>
+                <w:szCs w:val="24"/>
+              </w:rPr>
+              <w:t>Модуль «АнализЗаказовКлиентов» по КИМ: 6 экспертных сценариев пройдены</w:t>
+            </w:r>
+          </w:p>
+        </w:tc>
+      </w:tr>
+      <w:tr>
+        <w:trPr>
+          <w:trHeight w:val="243"/>
+        </w:trPr>
+        <w:tc>
+          <w:tcPr>
+            <w:tcW w:w="5058" w:type="dxa"/>
+          </w:tcPr>
+          <w:p>
+            <w:pPr>
+              <w:spacing w:after="20"/>
+              <w:rPr>
+                <w:sz w:val="20"/>
+                <w:szCs w:val="24"/>
+              </w:rPr>
+            </w:pPr>
+            <w:r>
+              <w:rPr>
+                <w:sz w:val="20"/>
+                <w:szCs w:val="24"/>
+              </w:rPr>
+              <w:t>11</w:t>
+            </w:r>
+          </w:p>
+        </w:tc>
+        <w:tc>
+          <w:tcPr>
+            <w:tcW w:w="5058" w:type="dxa"/>
+          </w:tcPr>
+          <w:p>
+            <w:pPr>
+              <w:spacing w:after="20"/>
+              <w:ind w:firstLine="0"/>
+              <w:rPr>
+                <w:sz w:val="20"/>
+                <w:szCs w:val="24"/>
+              </w:rPr>
+            </w:pPr>
+            <w:r>
+              <w:rPr>
+                <w:sz w:val="20"/>
+                <w:szCs w:val="24"/>
+              </w:rPr>
+              <w:t>8 замечаний устранено, регрессий нет</w:t>
+            </w:r>
+          </w:p>
+        </w:tc>
+      </w:tr>
+    </w:tbl>
+    <w:p>
+      <w:pPr>
+        <w:spacing w:after="0"/>
+      </w:pPr>
+    </w:p>
+    <w:p>
+      <w:pPr>
+        <w:pStyle w:val="21"/>
+        <w:ind w:left="851"/>
+      </w:pPr>
+      <w:r>
+        <w:t>12.2. Оценка качества по критериям</w:t>
+      </w:r>
+    </w:p>
+    <w:tbl>
+      <w:tblPr>
+        <w:tblStyle w:val="ad"/>
+        <w:tblW w:w="10114" w:type="dxa"/>
+        <w:tblLook w:val="04A0" w:firstRow="1" w:lastRow="0" w:firstColumn="1" w:lastColumn="0" w:noHBand="0" w:noVBand="1"/>
+      </w:tblPr>
+      <w:tblGrid>
+        <w:gridCol w:w="3371"/>
+        <w:gridCol w:w="3372"/>
+        <w:gridCol w:w="3371"/>
+      </w:tblGrid>
+      <w:tr>
+        <w:trPr>
+          <w:trHeight w:val="249"/>
+        </w:trPr>
+        <w:tc>
+          <w:tcPr>
+            <w:tcW w:w="3371" w:type="dxa"/>
+          </w:tcPr>
+          <w:p>
+            <w:pPr>
+              <w:spacing w:after="20"/>
+              <w:rPr>
+                <w:sz w:val="20"/>
+                <w:szCs w:val="24"/>
+              </w:rPr>
+            </w:pPr>
+            <w:r>
+              <w:rPr>
+                <w:b/>
+                <w:sz w:val="20"/>
+                <w:szCs w:val="24"/>
+              </w:rPr>
+              <w:t>Критерий</w:t>
+            </w:r>
+          </w:p>
+        </w:tc>
+        <w:tc>
+          <w:tcPr>
+            <w:tcW w:w="3372" w:type="dxa"/>
+          </w:tcPr>
+          <w:p>
+            <w:pPr>
+              <w:spacing w:after="20"/>
+              <w:rPr>
+                <w:sz w:val="20"/>
+                <w:szCs w:val="24"/>
+              </w:rPr>
+            </w:pPr>
+            <w:r>
+              <w:rPr>
+                <w:b/>
+                <w:sz w:val="20"/>
+                <w:szCs w:val="24"/>
+              </w:rPr>
+              <w:t>Оценка</w:t>
+            </w:r>
+          </w:p>
+        </w:tc>
+        <w:tc>
+          <w:tcPr>
+            <w:tcW w:w="3371" w:type="dxa"/>
+          </w:tcPr>
+          <w:p>
+            <w:pPr>
+              <w:spacing w:after="20"/>
+              <w:rPr>
+                <w:sz w:val="20"/>
+                <w:szCs w:val="24"/>
+              </w:rPr>
+            </w:pPr>
+            <w:r>
+              <w:rPr>
+                <w:b/>
+                <w:sz w:val="20"/>
+                <w:szCs w:val="24"/>
+              </w:rPr>
+              <w:t>Обоснование</w:t>
+            </w:r>
+          </w:p>
+        </w:tc>
+      </w:tr>
+      <w:tr>
+        <w:trPr>
+          <w:trHeight w:val="733"/>
+        </w:trPr>
+        <w:tc>
+          <w:tcPr>
+            <w:tcW w:w="3371" w:type="dxa"/>
+          </w:tcPr>
+          <w:p>
+            <w:pPr>
+              <w:spacing w:after="20"/>
+              <w:ind w:firstLine="0"/>
+              <w:rPr>
+                <w:sz w:val="20"/>
+                <w:szCs w:val="24"/>
+              </w:rPr>
+            </w:pPr>
+            <w:r>
+              <w:rPr>
+                <w:sz w:val="20"/>
+                <w:szCs w:val="24"/>
+              </w:rPr>
+              <w:t>Функциональная полнота</w:t>
+            </w:r>
+          </w:p>
+        </w:tc>
+        <w:tc>
+          <w:tcPr>
+            <w:tcW w:w="3372" w:type="dxa"/>
+          </w:tcPr>
+          <w:p>
+            <w:pPr>
+              <w:spacing w:after="20"/>
+              <w:rPr>
+                <w:sz w:val="20"/>
+                <w:szCs w:val="24"/>
+              </w:rPr>
+            </w:pPr>
+            <w:r>
+              <w:rPr>
+                <w:sz w:val="20"/>
+                <w:szCs w:val="24"/>
+              </w:rPr>
+              <w:t>Высокая</w:t>
+            </w:r>
+          </w:p>
+        </w:tc>
+        <w:tc>
+          <w:tcPr>
+            <w:tcW w:w="3371" w:type="dxa"/>
+          </w:tcPr>
+          <w:p>
+            <w:pPr>
+              <w:spacing w:after="20"/>
+              <w:ind w:firstLine="0"/>
+              <w:rPr>
+                <w:sz w:val="20"/>
+                <w:szCs w:val="24"/>
+              </w:rPr>
+            </w:pPr>
+            <w:r>
+              <w:rPr>
+                <w:sz w:val="20"/>
+                <w:szCs w:val="24"/>
+              </w:rPr>
+              <w:t>Все требования ТЗ (Ф1–Ф8) и вариативной части (10.2–10.7) реализованы</w:t>
+            </w:r>
+          </w:p>
+        </w:tc>
+      </w:tr>
+      <w:tr>
+        <w:trPr>
+          <w:trHeight w:val="733"/>
+        </w:trPr>
+        <w:tc>
+          <w:tcPr>
+            <w:tcW w:w="3371" w:type="dxa"/>
+          </w:tcPr>
+          <w:p>
+            <w:pPr>
+              <w:spacing w:after="20"/>
+              <w:ind w:firstLine="0"/>
+              <w:rPr>
+                <w:sz w:val="20"/>
+                <w:szCs w:val="24"/>
+              </w:rPr>
+            </w:pPr>
+            <w:r>
+              <w:rPr>
+                <w:sz w:val="20"/>
+                <w:szCs w:val="24"/>
+              </w:rPr>
+              <w:t>Функциональная корректность</w:t>
+            </w:r>
+          </w:p>
+        </w:tc>
+        <w:tc>
+          <w:tcPr>
+            <w:tcW w:w="3372" w:type="dxa"/>
+          </w:tcPr>
+          <w:p>
+            <w:pPr>
+              <w:spacing w:after="20"/>
+              <w:rPr>
+                <w:sz w:val="20"/>
+                <w:szCs w:val="24"/>
+              </w:rPr>
+            </w:pPr>
+            <w:r>
+              <w:rPr>
+                <w:sz w:val="20"/>
+                <w:szCs w:val="24"/>
+              </w:rPr>
+              <w:t>Высокая</w:t>
+            </w:r>
+          </w:p>
+        </w:tc>
+        <w:tc>
+          <w:tcPr>
+            <w:tcW w:w="3371" w:type="dxa"/>
+          </w:tcPr>
+          <w:p>
+            <w:pPr>
+              <w:spacing w:after="20"/>
+              <w:ind w:firstLine="0"/>
+              <w:rPr>
+                <w:sz w:val="20"/>
+                <w:szCs w:val="24"/>
+              </w:rPr>
+            </w:pPr>
+            <w:r>
+              <w:rPr>
+                <w:sz w:val="20"/>
+                <w:szCs w:val="24"/>
+              </w:rPr>
+              <w:t>Контрольный ручной расчёт совпал с расчётом ИС; все тесты пройдены</w:t>
+            </w:r>
+          </w:p>
+        </w:tc>
+      </w:tr>
+      <w:tr>
+        <w:trPr>
+          <w:trHeight w:val="733"/>
+        </w:trPr>
+        <w:tc>
+          <w:tcPr>
+            <w:tcW w:w="3371" w:type="dxa"/>
+          </w:tcPr>
+          <w:p>
+            <w:pPr>
+              <w:spacing w:after="20"/>
+              <w:ind w:firstLine="0"/>
+              <w:rPr>
+                <w:sz w:val="20"/>
+                <w:szCs w:val="24"/>
+              </w:rPr>
+            </w:pPr>
+            <w:r>
+              <w:rPr>
+                <w:sz w:val="20"/>
+                <w:szCs w:val="24"/>
+              </w:rPr>
+              <w:t>Надёжность</w:t>
+            </w:r>
+          </w:p>
+        </w:tc>
+        <w:tc>
+          <w:tcPr>
+            <w:tcW w:w="3372" w:type="dxa"/>
+          </w:tcPr>
+          <w:p>
+            <w:pPr>
+              <w:spacing w:after="20"/>
+              <w:rPr>
+                <w:sz w:val="20"/>
+                <w:szCs w:val="24"/>
+              </w:rPr>
+            </w:pPr>
+            <w:r>
+              <w:rPr>
+                <w:sz w:val="20"/>
+                <w:szCs w:val="24"/>
+              </w:rPr>
+              <w:t>Высокая</w:t>
+            </w:r>
+          </w:p>
+        </w:tc>
+        <w:tc>
+          <w:tcPr>
+            <w:tcW w:w="3371" w:type="dxa"/>
+          </w:tcPr>
+          <w:p>
+            <w:pPr>
+              <w:spacing w:after="20"/>
+              <w:ind w:firstLine="0"/>
+              <w:rPr>
+                <w:sz w:val="20"/>
+                <w:szCs w:val="24"/>
+              </w:rPr>
+            </w:pPr>
+            <w:r>
+              <w:rPr>
+                <w:sz w:val="20"/>
+                <w:szCs w:val="24"/>
+              </w:rPr>
+              <w:t>Обработка исключений во всех модулях; резервное копирование по регламенту</w:t>
+            </w:r>
+          </w:p>
+        </w:tc>
+      </w:tr>
+      <w:tr>
+        <w:trPr>
+          <w:trHeight w:val="499"/>
+        </w:trPr>
+        <w:tc>
+          <w:tcPr>
+            <w:tcW w:w="3371" w:type="dxa"/>
+          </w:tcPr>
+          <w:p>
+            <w:pPr>
+              <w:spacing w:after="20"/>
+              <w:ind w:firstLine="0"/>
+              <w:rPr>
+                <w:sz w:val="20"/>
+                <w:szCs w:val="24"/>
+              </w:rPr>
+            </w:pPr>
+            <w:r>
+              <w:rPr>
+                <w:sz w:val="20"/>
+                <w:szCs w:val="24"/>
+              </w:rPr>
+              <w:t>Безопасность</w:t>
+            </w:r>
+          </w:p>
+        </w:tc>
+        <w:tc>
+          <w:tcPr>
+            <w:tcW w:w="3372" w:type="dxa"/>
+          </w:tcPr>
+          <w:p>
+            <w:pPr>
+              <w:spacing w:after="20"/>
+              <w:rPr>
+                <w:sz w:val="20"/>
+                <w:szCs w:val="24"/>
+              </w:rPr>
+            </w:pPr>
+            <w:r>
+              <w:rPr>
+                <w:sz w:val="20"/>
+                <w:szCs w:val="24"/>
+              </w:rPr>
+              <w:t>Высокая</w:t>
+            </w:r>
+          </w:p>
+        </w:tc>
+        <w:tc>
+          <w:tcPr>
+            <w:tcW w:w="3371" w:type="dxa"/>
+          </w:tcPr>
+          <w:p>
+            <w:pPr>
+              <w:spacing w:after="20"/>
+              <w:ind w:firstLine="0"/>
+              <w:rPr>
+                <w:sz w:val="20"/>
+                <w:szCs w:val="24"/>
+              </w:rPr>
+            </w:pPr>
+            <w:r>
+              <w:rPr>
+                <w:sz w:val="20"/>
+                <w:szCs w:val="24"/>
+              </w:rPr>
+              <w:t>Хеши SHA-256 + соль, параметризованные запросы, RBAC</w:t>
+            </w:r>
+          </w:p>
+        </w:tc>
+      </w:tr>
+      <w:tr>
+        <w:trPr>
+          <w:trHeight w:val="499"/>
+        </w:trPr>
+        <w:tc>
+          <w:tcPr>
+            <w:tcW w:w="3371" w:type="dxa"/>
+          </w:tcPr>
+          <w:p>
+            <w:pPr>
+              <w:spacing w:after="20"/>
+              <w:ind w:firstLine="0"/>
+              <w:rPr>
+                <w:sz w:val="20"/>
+                <w:szCs w:val="24"/>
+              </w:rPr>
+            </w:pPr>
+            <w:r>
+              <w:rPr>
+                <w:sz w:val="20"/>
+                <w:szCs w:val="24"/>
+              </w:rPr>
+              <w:t>Производительность</w:t>
+            </w:r>
+          </w:p>
+        </w:tc>
+        <w:tc>
+          <w:tcPr>
+            <w:tcW w:w="3372" w:type="dxa"/>
+          </w:tcPr>
+          <w:p>
+            <w:pPr>
+              <w:spacing w:after="20"/>
+              <w:rPr>
+                <w:sz w:val="20"/>
+                <w:szCs w:val="24"/>
+              </w:rPr>
+            </w:pPr>
+            <w:r>
+              <w:rPr>
+                <w:sz w:val="20"/>
+                <w:szCs w:val="24"/>
+              </w:rPr>
+              <w:t>Высокая</w:t>
+            </w:r>
+          </w:p>
+        </w:tc>
+        <w:tc>
+          <w:tcPr>
+            <w:tcW w:w="3371" w:type="dxa"/>
+          </w:tcPr>
+          <w:p>
+            <w:pPr>
+              <w:spacing w:after="20"/>
+              <w:ind w:firstLine="0"/>
+              <w:rPr>
+                <w:sz w:val="20"/>
+                <w:szCs w:val="24"/>
+              </w:rPr>
+            </w:pPr>
+            <w:r>
+              <w:rPr>
+                <w:sz w:val="20"/>
+                <w:szCs w:val="24"/>
+              </w:rPr>
+              <w:t>Index Seek вместо Table Scan после оптимизации</w:t>
+            </w:r>
+          </w:p>
+        </w:tc>
+      </w:tr>
+      <w:tr>
+        <w:trPr>
+          <w:trHeight w:val="717"/>
+        </w:trPr>
+        <w:tc>
+          <w:tcPr>
+            <w:tcW w:w="3371" w:type="dxa"/>
+          </w:tcPr>
+          <w:p>
+            <w:pPr>
+              <w:spacing w:after="20"/>
+              <w:ind w:firstLine="0"/>
+              <w:rPr>
+                <w:sz w:val="20"/>
+                <w:szCs w:val="24"/>
+              </w:rPr>
+            </w:pPr>
+            <w:r>
+              <w:rPr>
+                <w:sz w:val="20"/>
+                <w:szCs w:val="24"/>
+              </w:rPr>
+              <w:t>Сопровождаемость</w:t>
+            </w:r>
+          </w:p>
+        </w:tc>
+        <w:tc>
+          <w:tcPr>
+            <w:tcW w:w="3372" w:type="dxa"/>
+          </w:tcPr>
+          <w:p>
+            <w:pPr>
+              <w:spacing w:after="20"/>
+              <w:rPr>
+                <w:sz w:val="20"/>
+                <w:szCs w:val="24"/>
+              </w:rPr>
+            </w:pPr>
+            <w:r>
+              <w:rPr>
+                <w:sz w:val="20"/>
+                <w:szCs w:val="24"/>
+              </w:rPr>
+              <w:t>Высокая</w:t>
+            </w:r>
+          </w:p>
+        </w:tc>
+        <w:tc>
+          <w:tcPr>
+            <w:tcW w:w="3371" w:type="dxa"/>
+          </w:tcPr>
+          <w:p>
+            <w:pPr>
+              <w:spacing w:after="20"/>
+              <w:ind w:firstLine="0"/>
+              <w:rPr>
+                <w:sz w:val="20"/>
+                <w:szCs w:val="24"/>
+              </w:rPr>
+            </w:pPr>
+            <w:r>
+              <w:rPr>
+                <w:sz w:val="20"/>
+                <w:szCs w:val="24"/>
+              </w:rPr>
+              <w:t>Единая схема именования, параметры в appsettings.json, документированные SQL-скрипты 01–10</w:t>
+            </w:r>
+          </w:p>
+        </w:tc>
+      </w:tr>
+    </w:tbl>
+    <w:p>
+      <w:pPr>
+        <w:spacing w:after="0"/>
+      </w:pPr>
+    </w:p>
+    <w:p>
+      <w:pPr>
+        <w:spacing w:after="0"/>
+        <w:ind w:firstLine="0"/>
+        <w:rPr>
+          <w:b/>
+          <w:sz w:val="26"/>
+        </w:rPr>
+      </w:pPr>
+      <w:r>
+        <w:br w:type="page"/>
+      </w:r>
+    </w:p>
+    <w:p>
+      <w:pPr>
+        <w:pStyle w:val="21"/>
+        <w:ind w:left="851"/>
+      </w:pPr>
+      <w:r>
+        <w:lastRenderedPageBreak/>
+        <w:t>12.3. Подготовка к демонстрации на зачёте</w:t>
+      </w:r>
+    </w:p>
+    <w:p>
+      <w:r>
+        <w:t>Порядок демонстрации ИС:</w:t>
+      </w:r>
+    </w:p>
+    <w:p>
+      <w:r>
+        <w:t>1. Развёртывание БД: SQL-скрипты 01 → 05 (создание, таблицы, импорт JSON, индексы, данные).</w:t>
+      </w:r>
+    </w:p>
+    <w:p>
+      <w:r>
+        <w:t>2. Запуск AutoCenterPlus.Client, вход admin/Admin123 — демонстрация справочников и расчёта стоимости заказа.</w:t>
+      </w:r>
+    </w:p>
+    <w:p>
+      <w:r>
+        <w:t>3. Вход manager/Manager123 — формирование отчёта «АнализЗаказовКлиентов», сценарии скидок 0 / &lt;20 / &gt;20 %, строка ИТОГО, зелёное оформление.</w:t>
+      </w:r>
+    </w:p>
+    <w:p>
+      <w:r>
+        <w:t>4. Вход operator/Operator123 — демонстрация RBAC (скрытые пункты, отказ в отчёте).</w:t>
+      </w:r>
+    </w:p>
+    <w:p>
+      <w:r>
+        <w:t>5. Запуск AutoCenterPlus.Api (Swagger) — запросы коллекции Postman TC-08…TC-13.</w:t>
+      </w:r>
+    </w:p>
+    <w:p>
+      <w:r>
+        <w:t>6. Скрипты 06–08 — обновление структуры, файловые группы, backup/restore.</w:t>
       </w:r>
     </w:p>
     <w:p>
@@ -68,101 +1283,19 @@
           <w:b/>
           <w:bCs/>
         </w:rPr>
-        <w:t>Задание:</w:t>
+        <w:t>Вывод:</w:t>
       </w:r>
-    </w:p>
-    <w:p>
-      <w:pPr>
-        <w:pStyle w:val="af"/>
-        <w:numPr>
-          <w:ilvl w:val="0"/>
-          <w:numId w:val="22"/>
-        </w:numPr>
-        <w:contextualSpacing/>
-      </w:pPr>
-    </w:p>
-    <w:p>
-      <w:pPr>
-        <w:pStyle w:val="af"/>
-        <w:numPr>
-          <w:ilvl w:val="0"/>
-          <w:numId w:val="22"/>
-        </w:numPr>
-        <w:contextualSpacing/>
-      </w:pPr>
-    </w:p>
-    <w:p>
-      <w:pPr>
-        <w:pStyle w:val="af"/>
-        <w:numPr>
-          <w:ilvl w:val="0"/>
-          <w:numId w:val="22"/>
-        </w:numPr>
-        <w:contextualSpacing/>
-      </w:pPr>
-    </w:p>
-    <w:p>
-      <w:pPr>
-        <w:pStyle w:val="af"/>
-        <w:numPr>
-          <w:ilvl w:val="0"/>
-          <w:numId w:val="22"/>
-        </w:numPr>
-        <w:contextualSpacing/>
-      </w:pPr>
-    </w:p>
-    <w:p>
-      <w:pPr>
-        <w:pStyle w:val="af"/>
-        <w:numPr>
-          <w:ilvl w:val="0"/>
-          <w:numId w:val="22"/>
-        </w:numPr>
-        <w:contextualSpacing/>
-      </w:pPr>
-    </w:p>
-    <w:p>
-      <w:pPr>
-        <w:pStyle w:val="af"/>
-        <w:numPr>
-          <w:ilvl w:val="0"/>
-          <w:numId w:val="22"/>
-        </w:numPr>
-        <w:contextualSpacing/>
-      </w:pPr>
-    </w:p>
-    <w:p>
-      <w:pPr>
-        <w:pStyle w:val="af"/>
-        <w:numPr>
-          <w:ilvl w:val="0"/>
-          <w:numId w:val="22"/>
-        </w:numPr>
-        <w:contextualSpacing/>
-      </w:pPr>
-    </w:p>
-    <w:p>
-      <w:pPr>
-        <w:ind w:firstLine="0"/>
-      </w:pPr>
-    </w:p>
-    <w:p>
-      <w:pPr>
-        <w:numPr>
-          <w:ilvl w:val="0"/>
-          <w:numId w:val="23"/>
-        </w:numPr>
-        <w:spacing w:after="160" w:line="259" w:lineRule="auto"/>
-        <w:ind w:firstLine="0"/>
-      </w:pPr>
       <w:r>
-        <w:t>Подглава</w:t>
+        <w:t xml:space="preserve"> </w:t>
+      </w:r>
+      <w:r>
+        <w:t>Задачи учебной практики по ПМ.06 «Сопровождение информационных систем» по теме «Автоцентр «Плюс» выполнены в полном объёме. Информационная система сопровождается по всем этапам жизненного цикла: от анализа предметной области до регламентов сопровождения и тестирования. Качество подтверждено внутренним и экспертным тестированием. Работа готова к сдаче на дифференцированный зачёт.</w:t>
       </w:r>
     </w:p>
     <w:sectPr>
       <w:footerReference w:type="default" r:id="rId8"/>
       <w:pgSz w:w="11906" w:h="16838"/>
-      <w:pgMar w:top="964" w:right="680" w:bottom="1985" w:left="1304" w:header="284" w:footer="720" w:gutter="0"/>
+      <w:pgMar w:top="1080" w:right="1080" w:bottom="1080" w:left="1224" w:header="284" w:footer="720" w:gutter="0"/>
       <w:cols w:space="720"/>
       <w:docGrid w:linePitch="272"/>
     </w:sectPr>
@@ -171,7 +1304,7 @@
 </file>
 
 <file path=word/endnotes.xml><?xml version="1.0" encoding="utf-8"?>
-<w:endnotes xmlns:wpc="http://schemas.microsoft.com/office/word/2010/wordprocessingCanvas" xmlns:cx="http://schemas.microsoft.com/office/drawing/2014/chartex" xmlns:cx1="http://schemas.microsoft.com/office/drawing/2015/9/8/chartex" xmlns:cx2="http://schemas.microsoft.com/office/drawing/2015/10/21/chartex" xmlns:cx3="http://schemas.microsoft.com/office/drawing/2016/5/9/chartex" xmlns:cx4="http://schemas.microsoft.com/office/drawing/2016/5/10/chartex" xmlns:cx5="http://schemas.microsoft.com/office/drawing/2016/5/11/chartex" xmlns:cx6="http://schemas.microsoft.com/office/drawing/2016/5/12/chartex" xmlns:cx7="http://schemas.microsoft.com/office/drawing/2016/5/13/chartex" xmlns:cx8="http://schemas.microsoft.com/office/drawing/2016/5/14/chartex" xmlns:mc="http://schemas.openxmlformats.org/markup-compatibility/2006" xmlns:aink="http://schemas.microsoft.com/office/drawing/2016/ink" xmlns:am3d="http://schemas.microsoft.com/office/drawing/2017/model3d" xmlns:o="urn:schemas-microsoft-com:office:office" xmlns:oel="http://schemas.microsoft.com/office/2019/extlst" xmlns:r="http://schemas.openxmlformats.org/officeDocument/2006/relationships" xmlns:m="http://schemas.openxmlformats.org/officeDocument/2006/math" xmlns:v="urn:schemas-microsoft-com:vml" xmlns:wp14="http://schemas.microsoft.com/office/word/2010/wordprocessingDrawing" xmlns:wp="http://schemas.openxmlformats.org/drawingml/2006/wordprocessingDrawing" xmlns:w10="urn:schemas-microsoft-com:office:word" xmlns:w="http://schemas.openxmlformats.org/wordprocessingml/2006/main" xmlns:w14="http://schemas.microsoft.com/office/word/2010/wordml" xmlns:w15="http://schemas.microsoft.com/office/word/2012/wordml" xmlns:w16cex="http://schemas.microsoft.com/office/word/2018/wordml/cex" xmlns:w16cid="http://schemas.microsoft.com/office/word/2016/wordml/cid" xmlns:w16="http://schemas.microsoft.com/office/word/2018/wordml" xmlns:w16du="http://schemas.microsoft.com/office/word/2023/wordml/word16du" xmlns:w16sdtdh="http://schemas.microsoft.com/office/word/2020/wordml/sdtdatahash" xmlns:w16sdtfl="http://schemas.microsoft.com/office/word/2024/wordml/sdtformatlock" xmlns:w16se="http://schemas.microsoft.com/office/word/2015/wordml/symex" xmlns:wpg="http://schemas.microsoft.com/office/word/2010/wordprocessingGroup" xmlns:wpi="http://schemas.microsoft.com/office/word/2010/wordprocessingInk" xmlns:wne="http://schemas.microsoft.com/office/word/2006/wordml" xmlns:wps="http://schemas.microsoft.com/office/word/2010/wordprocessingShape" mc:Ignorable="w14 w15 w16se w16cid w16 w16cex w16sdtdh w16sdtfl w16du wp14">
+<w:endnotes xmlns:wpc="http://schemas.microsoft.com/office/word/2010/wordprocessingCanvas" xmlns:cx="http://schemas.microsoft.com/office/drawing/2014/chartex" xmlns:cx1="http://schemas.microsoft.com/office/drawing/2015/9/8/chartex" xmlns:cx2="http://schemas.microsoft.com/office/drawing/2015/10/21/chartex" xmlns:cx3="http://schemas.microsoft.com/office/drawing/2016/5/9/chartex" xmlns:cx4="http://schemas.microsoft.com/office/drawing/2016/5/10/chartex" xmlns:cx5="http://schemas.microsoft.com/office/drawing/2016/5/11/chartex" xmlns:cx6="http://schemas.microsoft.com/office/drawing/2016/5/12/chartex" xmlns:cx7="http://schemas.microsoft.com/office/drawing/2016/5/13/chartex" xmlns:cx8="http://schemas.microsoft.com/office/drawing/2016/5/14/chartex" xmlns:mc="http://schemas.openxmlformats.org/markup-compatibility/2006" xmlns:aink="http://schemas.microsoft.com/office/drawing/2016/ink" xmlns:am3d="http://schemas.microsoft.com/office/drawing/2017/model3d" xmlns:o="urn:schemas-microsoft-com:office:office" xmlns:oel="http://schemas.microsoft.com/office/2019/extlst" xmlns:r="http://schemas.openxmlformats.org/officeDocument/2006/relationships" xmlns:m="http://schemas.openxmlformats.org/officeDocument/2006/math" xmlns:v="urn:schemas-microsoft-com:vml" xmlns:wp14="http://schemas.microsoft.com/office/word/2010/wordprocessingDrawing" xmlns:wp="http://schemas.openxmlformats.org/drawingml/2006/wordprocessingDrawing" xmlns:w10="urn:schemas-microsoft-com:office:word" xmlns:w="http://schemas.openxmlformats.org/wordprocessingml/2006/main" xmlns:w14="http://schemas.microsoft.com/office/word/2010/wordml" xmlns:w15="http://schemas.microsoft.com/office/word/2012/wordml" xmlns:w16cex="http://schemas.microsoft.com/office/word/2018/wordml/cex" xmlns:w16cid="http://schemas.microsoft.com/office/word/2016/wordml/cid" xmlns:w16="http://schemas.microsoft.com/office/word/2018/wordml" xmlns:w16sdtdh="http://schemas.microsoft.com/office/word/2020/wordml/sdtdatahash" xmlns:w16se="http://schemas.microsoft.com/office/word/2015/wordml/symex" xmlns:wpg="http://schemas.microsoft.com/office/word/2010/wordprocessingGroup" xmlns:wpi="http://schemas.microsoft.com/office/word/2010/wordprocessingInk" xmlns:wne="http://schemas.microsoft.com/office/word/2006/wordml" xmlns:wps="http://schemas.microsoft.com/office/word/2010/wordprocessingShape" mc:Ignorable="w14 w15 w16se w16cid w16 w16cex w16sdtdh wp14">
   <w:endnote w:type="separator" w:id="-1">
     <w:p>
       <w:r>
@@ -190,10 +1323,11 @@
 </file>
 
 <file path=word/footer1.xml><?xml version="1.0" encoding="utf-8"?>
-<w:ftr xmlns:wpc="http://schemas.microsoft.com/office/word/2010/wordprocessingCanvas" xmlns:cx="http://schemas.microsoft.com/office/drawing/2014/chartex" xmlns:cx1="http://schemas.microsoft.com/office/drawing/2015/9/8/chartex" xmlns:cx2="http://schemas.microsoft.com/office/drawing/2015/10/21/chartex" xmlns:cx3="http://schemas.microsoft.com/office/drawing/2016/5/9/chartex" xmlns:cx4="http://schemas.microsoft.com/office/drawing/2016/5/10/chartex" xmlns:cx5="http://schemas.microsoft.com/office/drawing/2016/5/11/chartex" xmlns:cx6="http://schemas.microsoft.com/office/drawing/2016/5/12/chartex" xmlns:cx7="http://schemas.microsoft.com/office/drawing/2016/5/13/chartex" xmlns:cx8="http://schemas.microsoft.com/office/drawing/2016/5/14/chartex" xmlns:mc="http://schemas.openxmlformats.org/markup-compatibility/2006" xmlns:aink="http://schemas.microsoft.com/office/drawing/2016/ink" xmlns:am3d="http://schemas.microsoft.com/office/drawing/2017/model3d" xmlns:o="urn:schemas-microsoft-com:office:office" xmlns:oel="http://schemas.microsoft.com/office/2019/extlst" xmlns:r="http://schemas.openxmlformats.org/officeDocument/2006/relationships" xmlns:m="http://schemas.openxmlformats.org/officeDocument/2006/math" xmlns:v="urn:schemas-microsoft-com:vml" xmlns:wp14="http://schemas.microsoft.com/office/word/2010/wordprocessingDrawing" xmlns:wp="http://schemas.openxmlformats.org/drawingml/2006/wordprocessingDrawing" xmlns:w10="urn:schemas-microsoft-com:office:word" xmlns:w="http://schemas.openxmlformats.org/wordprocessingml/2006/main" xmlns:w14="http://schemas.microsoft.com/office/word/2010/wordml" xmlns:w15="http://schemas.microsoft.com/office/word/2012/wordml" xmlns:w16cex="http://schemas.microsoft.com/office/word/2018/wordml/cex" xmlns:w16cid="http://schemas.microsoft.com/office/word/2016/wordml/cid" xmlns:w16="http://schemas.microsoft.com/office/word/2018/wordml" xmlns:w16du="http://schemas.microsoft.com/office/word/2023/wordml/word16du" xmlns:w16sdtdh="http://schemas.microsoft.com/office/word/2020/wordml/sdtdatahash" xmlns:w16sdtfl="http://schemas.microsoft.com/office/word/2024/wordml/sdtformatlock" xmlns:w16se="http://schemas.microsoft.com/office/word/2015/wordml/symex" xmlns:wpg="http://schemas.microsoft.com/office/word/2010/wordprocessingGroup" xmlns:wpi="http://schemas.microsoft.com/office/word/2010/wordprocessingInk" xmlns:wne="http://schemas.microsoft.com/office/word/2006/wordml" xmlns:wps="http://schemas.microsoft.com/office/word/2010/wordprocessingShape" mc:Ignorable="w14 w15 w16se w16cid w16 w16cex w16sdtdh w16sdtfl w16du wp14">
+<w:ftr xmlns:wpc="http://schemas.microsoft.com/office/word/2010/wordprocessingCanvas" xmlns:cx="http://schemas.microsoft.com/office/drawing/2014/chartex" xmlns:cx1="http://schemas.microsoft.com/office/drawing/2015/9/8/chartex" xmlns:cx2="http://schemas.microsoft.com/office/drawing/2015/10/21/chartex" xmlns:cx3="http://schemas.microsoft.com/office/drawing/2016/5/9/chartex" xmlns:cx4="http://schemas.microsoft.com/office/drawing/2016/5/10/chartex" xmlns:cx5="http://schemas.microsoft.com/office/drawing/2016/5/11/chartex" xmlns:cx6="http://schemas.microsoft.com/office/drawing/2016/5/12/chartex" xmlns:cx7="http://schemas.microsoft.com/office/drawing/2016/5/13/chartex" xmlns:cx8="http://schemas.microsoft.com/office/drawing/2016/5/14/chartex" xmlns:mc="http://schemas.openxmlformats.org/markup-compatibility/2006" xmlns:aink="http://schemas.microsoft.com/office/drawing/2016/ink" xmlns:am3d="http://schemas.microsoft.com/office/drawing/2017/model3d" xmlns:o="urn:schemas-microsoft-com:office:office" xmlns:oel="http://schemas.microsoft.com/office/2019/extlst" xmlns:r="http://schemas.openxmlformats.org/officeDocument/2006/relationships" xmlns:m="http://schemas.openxmlformats.org/officeDocument/2006/math" xmlns:v="urn:schemas-microsoft-com:vml" xmlns:wp14="http://schemas.microsoft.com/office/word/2010/wordprocessingDrawing" xmlns:wp="http://schemas.openxmlformats.org/drawingml/2006/wordprocessingDrawing" xmlns:w10="urn:schemas-microsoft-com:office:word" xmlns:w="http://schemas.openxmlformats.org/wordprocessingml/2006/main" xmlns:w14="http://schemas.microsoft.com/office/word/2010/wordml" xmlns:w15="http://schemas.microsoft.com/office/word/2012/wordml" xmlns:w16cex="http://schemas.microsoft.com/office/word/2018/wordml/cex" xmlns:w16cid="http://schemas.microsoft.com/office/word/2016/wordml/cid" xmlns:w16="http://schemas.microsoft.com/office/word/2018/wordml" xmlns:w16sdtdh="http://schemas.microsoft.com/office/word/2020/wordml/sdtdatahash" xmlns:w16se="http://schemas.microsoft.com/office/word/2015/wordml/symex" xmlns:wpg="http://schemas.microsoft.com/office/word/2010/wordprocessingGroup" xmlns:wpi="http://schemas.microsoft.com/office/word/2010/wordprocessingInk" xmlns:wne="http://schemas.microsoft.com/office/word/2006/wordml" xmlns:wps="http://schemas.microsoft.com/office/word/2010/wordprocessingShape" mc:Ignorable="w14 w15 w16se w16cid w16 w16cex w16sdtdh wp14">
   <w:p>
     <w:pPr>
       <w:pStyle w:val="a9"/>
+      <w:jc w:val="center"/>
     </w:pPr>
     <w:r>
       <w:rPr>
@@ -202,7 +1336,7 @@
       <mc:AlternateContent>
         <mc:Choice Requires="wpg">
           <w:drawing>
-            <wp:anchor distT="0" distB="0" distL="114300" distR="114300" simplePos="0" relativeHeight="251659264" behindDoc="0" locked="1" layoutInCell="0" allowOverlap="1" wp14:anchorId="1EC0C23F" wp14:editId="26ECC758">
+            <wp:anchor distT="0" distB="0" distL="114300" distR="114300" simplePos="0" relativeHeight="251659264" behindDoc="0" locked="1" layoutInCell="0" allowOverlap="1" wp14:anchorId="476407D7" wp14:editId="638DABEE">
               <wp:simplePos x="0" y="0"/>
               <wp:positionH relativeFrom="page">
                 <wp:posOffset>720090</wp:posOffset>
@@ -1074,7 +2208,7 @@
         </mc:Choice>
         <mc:Fallback>
           <w:pict>
-            <v:group w14:anchorId="1EC0C23F" id="Group 1" o:spid="_x0000_s1026" style="position:absolute;left:0;text-align:left;margin-left:56.7pt;margin-top:19.85pt;width:518.9pt;height:802.2pt;z-index:251659264;mso-position-horizontal-relative:page;mso-position-vertical-relative:page" coordorigin="1134,397" coordsize="10378,16044" o:gfxdata="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" o:allowincell="f">
+            <v:group w14:anchorId="476407D7" id="Group 1" o:spid="_x0000_s1026" style="position:absolute;left:0;text-align:left;margin-left:56.7pt;margin-top:19.85pt;width:518.9pt;height:802.2pt;z-index:251659264;mso-position-horizontal-relative:page;mso-position-vertical-relative:page" coordorigin="1134,397" coordsize="10378,16044" o:gfxdata="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" o:allowincell="f">
               <v:line id="Line 2" o:spid="_x0000_s1027" style="position:absolute;visibility:visible;mso-wrap-style:square" from="1134,397" to="1134,16441" o:connectortype="straight" o:gfxdata="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" strokeweight="2.25pt"/>
               <v:line id="Line 3" o:spid="_x0000_s1028" style="position:absolute;visibility:visible;mso-wrap-style:square" from="11509,397" to="11509,16441" o:connectortype="straight" o:gfxdata="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" strokeweight="2.25pt"/>
               <v:line id="Line 4" o:spid="_x0000_s1029" style="position:absolute;visibility:visible;mso-wrap-style:square" from="1137,16441" to="11512,16441" o:connectortype="straight" o:gfxdata="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" strokeweight="2.25pt"/>
@@ -1726,7 +2860,7 @@
 </file>
 
 <file path=word/footnotes.xml><?xml version="1.0" encoding="utf-8"?>
-<w:footnotes xmlns:wpc="http://schemas.microsoft.com/office/word/2010/wordprocessingCanvas" xmlns:cx="http://schemas.microsoft.com/office/drawing/2014/chartex" xmlns:cx1="http://schemas.microsoft.com/office/drawing/2015/9/8/chartex" xmlns:cx2="http://schemas.microsoft.com/office/drawing/2015/10/21/chartex" xmlns:cx3="http://schemas.microsoft.com/office/drawing/2016/5/9/chartex" xmlns:cx4="http://schemas.microsoft.com/office/drawing/2016/5/10/chartex" xmlns:cx5="http://schemas.microsoft.com/office/drawing/2016/5/11/chartex" xmlns:cx6="http://schemas.microsoft.com/office/drawing/2016/5/12/chartex" xmlns:cx7="http://schemas.microsoft.com/office/drawing/2016/5/13/chartex" xmlns:cx8="http://schemas.microsoft.com/office/drawing/2016/5/14/chartex" xmlns:mc="http://schemas.openxmlformats.org/markup-compatibility/2006" xmlns:aink="http://schemas.microsoft.com/office/drawing/2016/ink" xmlns:am3d="http://schemas.microsoft.com/office/drawing/2017/model3d" xmlns:o="urn:schemas-microsoft-com:office:office" xmlns:oel="http://schemas.microsoft.com/office/2019/extlst" xmlns:r="http://schemas.openxmlformats.org/officeDocument/2006/relationships" xmlns:m="http://schemas.openxmlformats.org/officeDocument/2006/math" xmlns:v="urn:schemas-microsoft-com:vml" xmlns:wp14="http://schemas.microsoft.com/office/word/2010/wordprocessingDrawing" xmlns:wp="http://schemas.openxmlformats.org/drawingml/2006/wordprocessingDrawing" xmlns:w10="urn:schemas-microsoft-com:office:word" xmlns:w="http://schemas.openxmlformats.org/wordprocessingml/2006/main" xmlns:w14="http://schemas.microsoft.com/office/word/2010/wordml" xmlns:w15="http://schemas.microsoft.com/office/word/2012/wordml" xmlns:w16cex="http://schemas.microsoft.com/office/word/2018/wordml/cex" xmlns:w16cid="http://schemas.microsoft.com/office/word/2016/wordml/cid" xmlns:w16="http://schemas.microsoft.com/office/word/2018/wordml" xmlns:w16du="http://schemas.microsoft.com/office/word/2023/wordml/word16du" xmlns:w16sdtdh="http://schemas.microsoft.com/office/word/2020/wordml/sdtdatahash" xmlns:w16sdtfl="http://schemas.microsoft.com/office/word/2024/wordml/sdtformatlock" xmlns:w16se="http://schemas.microsoft.com/office/word/2015/wordml/symex" xmlns:wpg="http://schemas.microsoft.com/office/word/2010/wordprocessingGroup" xmlns:wpi="http://schemas.microsoft.com/office/word/2010/wordprocessingInk" xmlns:wne="http://schemas.microsoft.com/office/word/2006/wordml" xmlns:wps="http://schemas.microsoft.com/office/word/2010/wordprocessingShape" mc:Ignorable="w14 w15 w16se w16cid w16 w16cex w16sdtdh w16sdtfl w16du wp14">
+<w:footnotes xmlns:wpc="http://schemas.microsoft.com/office/word/2010/wordprocessingCanvas" xmlns:cx="http://schemas.microsoft.com/office/drawing/2014/chartex" xmlns:cx1="http://schemas.microsoft.com/office/drawing/2015/9/8/chartex" xmlns:cx2="http://schemas.microsoft.com/office/drawing/2015/10/21/chartex" xmlns:cx3="http://schemas.microsoft.com/office/drawing/2016/5/9/chartex" xmlns:cx4="http://schemas.microsoft.com/office/drawing/2016/5/10/chartex" xmlns:cx5="http://schemas.microsoft.com/office/drawing/2016/5/11/chartex" xmlns:cx6="http://schemas.microsoft.com/office/drawing/2016/5/12/chartex" xmlns:cx7="http://schemas.microsoft.com/office/drawing/2016/5/13/chartex" xmlns:cx8="http://schemas.microsoft.com/office/drawing/2016/5/14/chartex" xmlns:mc="http://schemas.openxmlformats.org/markup-compatibility/2006" xmlns:aink="http://schemas.microsoft.com/office/drawing/2016/ink" xmlns:am3d="http://schemas.microsoft.com/office/drawing/2017/model3d" xmlns:o="urn:schemas-microsoft-com:office:office" xmlns:oel="http://schemas.microsoft.com/office/2019/extlst" xmlns:r="http://schemas.openxmlformats.org/officeDocument/2006/relationships" xmlns:m="http://schemas.openxmlformats.org/officeDocument/2006/math" xmlns:v="urn:schemas-microsoft-com:vml" xmlns:wp14="http://schemas.microsoft.com/office/word/2010/wordprocessingDrawing" xmlns:wp="http://schemas.openxmlformats.org/drawingml/2006/wordprocessingDrawing" xmlns:w10="urn:schemas-microsoft-com:office:word" xmlns:w="http://schemas.openxmlformats.org/wordprocessingml/2006/main" xmlns:w14="http://schemas.microsoft.com/office/word/2010/wordml" xmlns:w15="http://schemas.microsoft.com/office/word/2012/wordml" xmlns:w16cex="http://schemas.microsoft.com/office/word/2018/wordml/cex" xmlns:w16cid="http://schemas.microsoft.com/office/word/2016/wordml/cid" xmlns:w16="http://schemas.microsoft.com/office/word/2018/wordml" xmlns:w16sdtdh="http://schemas.microsoft.com/office/word/2020/wordml/sdtdatahash" xmlns:w16se="http://schemas.microsoft.com/office/word/2015/wordml/symex" xmlns:wpg="http://schemas.microsoft.com/office/word/2010/wordprocessingGroup" xmlns:wpi="http://schemas.microsoft.com/office/word/2010/wordprocessingInk" xmlns:wne="http://schemas.microsoft.com/office/word/2006/wordml" xmlns:wps="http://schemas.microsoft.com/office/word/2010/wordprocessingShape" mc:Ignorable="w14 w15 w16se w16cid w16 w16cex w16sdtdh wp14">
   <w:footnote w:type="separator" w:id="-1">
     <w:p>
       <w:r>
@@ -1745,7 +2879,7 @@
 </file>
 
 <file path=word/numbering.xml><?xml version="1.0" encoding="utf-8"?>
-<w:numbering xmlns:wpc="http://schemas.microsoft.com/office/word/2010/wordprocessingCanvas" xmlns:cx="http://schemas.microsoft.com/office/drawing/2014/chartex" xmlns:cx1="http://schemas.microsoft.com/office/drawing/2015/9/8/chartex" xmlns:cx2="http://schemas.microsoft.com/office/drawing/2015/10/21/chartex" xmlns:cx3="http://schemas.microsoft.com/office/drawing/2016/5/9/chartex" xmlns:cx4="http://schemas.microsoft.com/office/drawing/2016/5/10/chartex" xmlns:cx5="http://schemas.microsoft.com/office/drawing/2016/5/11/chartex" xmlns:cx6="http://schemas.microsoft.com/office/drawing/2016/5/12/chartex" xmlns:cx7="http://schemas.microsoft.com/office/drawing/2016/5/13/chartex" xmlns:cx8="http://schemas.microsoft.com/office/drawing/2016/5/14/chartex" xmlns:mc="http://schemas.openxmlformats.org/markup-compatibility/2006" xmlns:aink="http://schemas.microsoft.com/office/drawing/2016/ink" xmlns:am3d="http://schemas.microsoft.com/office/drawing/2017/model3d" xmlns:o="urn:schemas-microsoft-com:office:office" xmlns:oel="http://schemas.microsoft.com/office/2019/extlst" xmlns:r="http://schemas.openxmlformats.org/officeDocument/2006/relationships" xmlns:m="http://schemas.openxmlformats.org/officeDocument/2006/math" xmlns:v="urn:schemas-microsoft-com:vml" xmlns:wp14="http://schemas.microsoft.com/office/word/2010/wordprocessingDrawing" xmlns:wp="http://schemas.openxmlformats.org/drawingml/2006/wordprocessingDrawing" xmlns:w10="urn:schemas-microsoft-com:office:word" xmlns:w="http://schemas.openxmlformats.org/wordprocessingml/2006/main" xmlns:w14="http://schemas.microsoft.com/office/word/2010/wordml" xmlns:w15="http://schemas.microsoft.com/office/word/2012/wordml" xmlns:w16cex="http://schemas.microsoft.com/office/word/2018/wordml/cex" xmlns:w16cid="http://schemas.microsoft.com/office/word/2016/wordml/cid" xmlns:w16="http://schemas.microsoft.com/office/word/2018/wordml" xmlns:w16du="http://schemas.microsoft.com/office/word/2023/wordml/word16du" xmlns:w16sdtdh="http://schemas.microsoft.com/office/word/2020/wordml/sdtdatahash" xmlns:w16sdtfl="http://schemas.microsoft.com/office/word/2024/wordml/sdtformatlock" xmlns:w16se="http://schemas.microsoft.com/office/word/2015/wordml/symex" xmlns:wpg="http://schemas.microsoft.com/office/word/2010/wordprocessingGroup" xmlns:wpi="http://schemas.microsoft.com/office/word/2010/wordprocessingInk" xmlns:wne="http://schemas.microsoft.com/office/word/2006/wordml" xmlns:wps="http://schemas.microsoft.com/office/word/2010/wordprocessingShape" mc:Ignorable="w14 w15 w16se w16cid w16 w16cex w16sdtdh w16sdtfl w16du wp14">
+<w:numbering xmlns:wpc="http://schemas.microsoft.com/office/word/2010/wordprocessingCanvas" xmlns:cx="http://schemas.microsoft.com/office/drawing/2014/chartex" xmlns:cx1="http://schemas.microsoft.com/office/drawing/2015/9/8/chartex" xmlns:cx2="http://schemas.microsoft.com/office/drawing/2015/10/21/chartex" xmlns:cx3="http://schemas.microsoft.com/office/drawing/2016/5/9/chartex" xmlns:cx4="http://schemas.microsoft.com/office/drawing/2016/5/10/chartex" xmlns:cx5="http://schemas.microsoft.com/office/drawing/2016/5/11/chartex" xmlns:cx6="http://schemas.microsoft.com/office/drawing/2016/5/12/chartex" xmlns:cx7="http://schemas.microsoft.com/office/drawing/2016/5/13/chartex" xmlns:cx8="http://schemas.microsoft.com/office/drawing/2016/5/14/chartex" xmlns:mc="http://schemas.openxmlformats.org/markup-compatibility/2006" xmlns:aink="http://schemas.microsoft.com/office/drawing/2016/ink" xmlns:am3d="http://schemas.microsoft.com/office/drawing/2017/model3d" xmlns:o="urn:schemas-microsoft-com:office:office" xmlns:oel="http://schemas.microsoft.com/office/2019/extlst" xmlns:r="http://schemas.openxmlformats.org/officeDocument/2006/relationships" xmlns:m="http://schemas.openxmlformats.org/officeDocument/2006/math" xmlns:v="urn:schemas-microsoft-com:vml" xmlns:wp14="http://schemas.microsoft.com/office/word/2010/wordprocessingDrawing" xmlns:wp="http://schemas.openxmlformats.org/drawingml/2006/wordprocessingDrawing" xmlns:w10="urn:schemas-microsoft-com:office:word" xmlns:w="http://schemas.openxmlformats.org/wordprocessingml/2006/main" xmlns:w14="http://schemas.microsoft.com/office/word/2010/wordml" xmlns:w15="http://schemas.microsoft.com/office/word/2012/wordml" xmlns:w16cex="http://schemas.microsoft.com/office/word/2018/wordml/cex" xmlns:w16cid="http://schemas.microsoft.com/office/word/2016/wordml/cid" xmlns:w16="http://schemas.microsoft.com/office/word/2018/wordml" xmlns:w16sdtdh="http://schemas.microsoft.com/office/word/2020/wordml/sdtdatahash" xmlns:w16se="http://schemas.microsoft.com/office/word/2015/wordml/symex" xmlns:wpg="http://schemas.microsoft.com/office/word/2010/wordprocessingGroup" xmlns:wpi="http://schemas.microsoft.com/office/word/2010/wordprocessingInk" xmlns:wne="http://schemas.microsoft.com/office/word/2006/wordml" xmlns:wps="http://schemas.microsoft.com/office/word/2010/wordprocessingShape" mc:Ignorable="w14 w15 w16se w16cid w16 w16cex w16sdtdh wp14">
   <w:abstractNum w:abstractNumId="0" w15:restartNumberingAfterBreak="0">
     <w:nsid w:val="035B6C11"/>
     <w:multiLevelType w:val="multilevel"/>
@@ -4295,7 +5429,7 @@
 </file>
 
 <file path=word/styles.xml><?xml version="1.0" encoding="utf-8"?>
-<w:styles xmlns:mc="http://schemas.openxmlformats.org/markup-compatibility/2006" xmlns:r="http://schemas.openxmlformats.org/officeDocument/2006/relationships" xmlns:w="http://schemas.openxmlformats.org/wordprocessingml/2006/main" xmlns:w14="http://schemas.microsoft.com/office/word/2010/wordml" xmlns:w15="http://schemas.microsoft.com/office/word/2012/wordml" xmlns:w16cex="http://schemas.microsoft.com/office/word/2018/wordml/cex" xmlns:w16cid="http://schemas.microsoft.com/office/word/2016/wordml/cid" xmlns:w16="http://schemas.microsoft.com/office/word/2018/wordml" xmlns:w16du="http://schemas.microsoft.com/office/word/2023/wordml/word16du" xmlns:w16sdtdh="http://schemas.microsoft.com/office/word/2020/wordml/sdtdatahash" xmlns:w16sdtfl="http://schemas.microsoft.com/office/word/2024/wordml/sdtformatlock" xmlns:w16se="http://schemas.microsoft.com/office/word/2015/wordml/symex" mc:Ignorable="w14 w15 w16se w16cid w16 w16cex w16sdtdh w16sdtfl w16du">
+<w:styles xmlns:mc="http://schemas.openxmlformats.org/markup-compatibility/2006" xmlns:r="http://schemas.openxmlformats.org/officeDocument/2006/relationships" xmlns:w="http://schemas.openxmlformats.org/wordprocessingml/2006/main" xmlns:w14="http://schemas.microsoft.com/office/word/2010/wordml" xmlns:w15="http://schemas.microsoft.com/office/word/2012/wordml" xmlns:w16cex="http://schemas.microsoft.com/office/word/2018/wordml/cex" xmlns:w16cid="http://schemas.microsoft.com/office/word/2016/wordml/cid" xmlns:w16="http://schemas.microsoft.com/office/word/2018/wordml" xmlns:w16sdtdh="http://schemas.microsoft.com/office/word/2020/wordml/sdtdatahash" xmlns:w16se="http://schemas.microsoft.com/office/word/2015/wordml/symex" mc:Ignorable="w14 w15 w16se w16cid w16 w16cex w16sdtdh">
   <w:docDefaults>
     <w:rPrDefault>
       <w:rPr>
@@ -4688,8 +5822,12 @@
     <w:qFormat/>
     <w:rsid w:val="00002602"/>
     <w:pPr>
+      <w:spacing w:after="100"/>
       <w:ind w:firstLine="851"/>
     </w:pPr>
+    <w:rPr>
+      <w:sz w:val="22"/>
+    </w:rPr>
   </w:style>
   <w:style w:type="character" w:default="1" w:styleId="a0">
     <w:name w:val="Default Paragraph Font"/>
@@ -4886,7 +6024,7 @@
     <w:unhideWhenUsed/>
     <w:rsid w:val="008178BD"/>
     <w:pPr>
-      <w:spacing w:before="100" w:beforeAutospacing="1" w:after="100" w:afterAutospacing="1"/>
+      <w:spacing w:before="100" w:beforeAutospacing="1" w:afterAutospacing="1"/>
       <w:ind w:firstLine="0"/>
     </w:pPr>
     <w:rPr>
@@ -4942,6 +6080,37 @@
     <w:name w:val="token"/>
     <w:basedOn w:val="a0"/>
     <w:rsid w:val="008178BD"/>
+  </w:style>
+  <w:style w:type="paragraph" w:customStyle="1" w:styleId="1">
+    <w:name w:val="Заголовок1"/>
+    <w:rPr>
+      <w:b/>
+      <w:sz w:val="36"/>
+    </w:rPr>
+  </w:style>
+  <w:style w:type="paragraph" w:customStyle="1" w:styleId="11">
+    <w:name w:val="Заголовок 11"/>
+    <w:rPr>
+      <w:b/>
+      <w:sz w:val="32"/>
+    </w:rPr>
+  </w:style>
+  <w:style w:type="paragraph" w:customStyle="1" w:styleId="21">
+    <w:name w:val="Заголовок 21"/>
+    <w:rPr>
+      <w:b/>
+      <w:sz w:val="26"/>
+    </w:rPr>
+  </w:style>
+  <w:style w:type="paragraph" w:customStyle="1" w:styleId="31">
+    <w:name w:val="Заголовок 31"/>
+    <w:rPr>
+      <w:b/>
+      <w:sz w:val="24"/>
+    </w:rPr>
+  </w:style>
+  <w:style w:type="paragraph" w:customStyle="1" w:styleId="10">
+    <w:name w:val="Нумерованный список1"/>
   </w:style>
 </w:styles>
 </file>
